--- a/week8_GIT/4. resolving merge conflicts.docx
+++ b/week8_GIT/4. resolving merge conflicts.docx
@@ -49,19 +49,11 @@
         </w:rPr>
         <w:t xml:space="preserve">, </w:t>
       </w:r>
-      <w:proofErr w:type="gramStart"/>
-      <w:r>
-        <w:rPr>
-          <w:lang w:val="en-US"/>
-        </w:rPr>
-        <w:t>Created</w:t>
-      </w:r>
-      <w:proofErr w:type="gramEnd"/>
-      <w:r>
-        <w:rPr>
-          <w:lang w:val="en-US"/>
-        </w:rPr>
-        <w:t xml:space="preserve"> a hello.xml in GitWork (new branch)</w:t>
+      <w:r>
+        <w:rPr>
+          <w:lang w:val="en-US"/>
+        </w:rPr>
+        <w:t>Created a hello.xml in GitWork (new branch)</w:t>
       </w:r>
       <w:r>
         <w:rPr>
@@ -400,21 +392,7 @@
           <w:lang w:val="en-US"/>
         </w:rPr>
         <w:lastRenderedPageBreak/>
-        <w:t xml:space="preserve">Log, Difference with </w:t>
-      </w:r>
-      <w:proofErr w:type="gramStart"/>
-      <w:r>
-        <w:rPr>
-          <w:lang w:val="en-US"/>
-        </w:rPr>
-        <w:t>branches  using</w:t>
-      </w:r>
-      <w:proofErr w:type="gramEnd"/>
-      <w:r>
-        <w:rPr>
-          <w:lang w:val="en-US"/>
-        </w:rPr>
-        <w:t xml:space="preserve"> git diff and</w:t>
+        <w:t>Log, Difference with branches  using git diff and</w:t>
       </w:r>
       <w:r>
         <w:rPr>
@@ -508,7 +486,7 @@
           <w:lang w:val="en-US"/>
         </w:rPr>
         <w:drawing>
-          <wp:inline distT="0" distB="0" distL="0" distR="0" wp14:anchorId="1C070FDE" wp14:editId="3C37AC8B">
+          <wp:inline distT="0" distB="0" distL="0" distR="0" wp14:anchorId="1C070FDE" wp14:editId="37C22639">
             <wp:extent cx="5731510" cy="716280"/>
             <wp:effectExtent l="0" t="0" r="2540" b="7620"/>
             <wp:docPr id="1903825683" name="Picture 6"/>
@@ -743,21 +721,7 @@
         <w:rPr>
           <w:lang w:val="en-US"/>
         </w:rPr>
-        <w:t>====</w:t>
-      </w:r>
-      <w:proofErr w:type="gramStart"/>
-      <w:r>
-        <w:rPr>
-          <w:lang w:val="en-US"/>
-        </w:rPr>
-        <w:t>= :</w:t>
-      </w:r>
-      <w:proofErr w:type="gramEnd"/>
-      <w:r>
-        <w:rPr>
-          <w:lang w:val="en-US"/>
-        </w:rPr>
-        <w:t xml:space="preserve"> </w:t>
+        <w:t xml:space="preserve">===== : </w:t>
       </w:r>
       <w:r>
         <w:t>Divider between the two conflicting versions</w:t>
@@ -1049,21 +1013,7 @@
         <w:rPr>
           <w:lang w:val="en-US"/>
         </w:rPr>
-        <w:t xml:space="preserve">Opens a window </w:t>
-      </w:r>
-      <w:proofErr w:type="gramStart"/>
-      <w:r>
-        <w:rPr>
-          <w:lang w:val="en-US"/>
-        </w:rPr>
-        <w:t>where</w:t>
-      </w:r>
-      <w:proofErr w:type="gramEnd"/>
-      <w:r>
-        <w:rPr>
-          <w:lang w:val="en-US"/>
-        </w:rPr>
-        <w:t xml:space="preserve">, </w:t>
+        <w:t xml:space="preserve">Opens a window where, </w:t>
       </w:r>
     </w:p>
     <w:p>
@@ -1153,35 +1103,7 @@
         <w:rPr>
           <w:lang w:val="en-US"/>
         </w:rPr>
-        <w:t xml:space="preserve">Three symbols beside the, bottom pane allows us to select the pane for bottom </w:t>
-      </w:r>
-      <w:proofErr w:type="gramStart"/>
-      <w:r>
-        <w:rPr>
-          <w:lang w:val="en-US"/>
-        </w:rPr>
-        <w:t>pane( final</w:t>
-      </w:r>
-      <w:proofErr w:type="gramEnd"/>
-      <w:r>
-        <w:rPr>
-          <w:lang w:val="en-US"/>
-        </w:rPr>
-        <w:t xml:space="preserve"> version</w:t>
-      </w:r>
-      <w:proofErr w:type="gramStart"/>
-      <w:r>
-        <w:rPr>
-          <w:lang w:val="en-US"/>
-        </w:rPr>
-        <w:t>) ,</w:t>
-      </w:r>
-      <w:proofErr w:type="gramEnd"/>
-      <w:r>
-        <w:rPr>
-          <w:lang w:val="en-US"/>
-        </w:rPr>
-        <w:t xml:space="preserve"> i.e which data to be in final version, also there is an none option as well</w:t>
+        <w:t>Three symbols beside the, bottom pane allows us to select the pane for bottom pane( final version) , i.e which data to be in final version, also there is an none option as well</w:t>
       </w:r>
     </w:p>
     <w:p>
@@ -1420,11 +1342,45 @@
           </wp:inline>
         </w:drawing>
       </w:r>
+    </w:p>
+    <w:p>
+      <w:pPr>
+        <w:rPr>
+          <w:lang w:val="en-US"/>
+        </w:rPr>
+      </w:pPr>
+      <w:r>
+        <w:rPr>
+          <w:lang w:val="en-US"/>
+        </w:rPr>
+        <w:t>Commit is required here, bcoz the commit in GitWork is not the descendant of commit in main, main has its own descendant, hence, fast-merging couldn’t be possible f</w:t>
+      </w:r>
+      <w:r>
+        <w:rPr>
+          <w:lang w:val="en-US"/>
+        </w:rPr>
+        <w:t>or git.</w:t>
+      </w:r>
+    </w:p>
+    <w:p>
+      <w:pPr>
+        <w:rPr>
+          <w:lang w:val="en-US"/>
+        </w:rPr>
+      </w:pPr>
+    </w:p>
+    <w:p>
+      <w:pPr>
+        <w:rPr>
+          <w:lang w:val="en-US"/>
+        </w:rPr>
+      </w:pPr>
       <w:r>
         <w:rPr>
           <w:noProof/>
           <w:lang w:val="en-US"/>
         </w:rPr>
+        <w:lastRenderedPageBreak/>
         <w:drawing>
           <wp:inline distT="0" distB="0" distL="0" distR="0" wp14:anchorId="237455DF" wp14:editId="60AF38C6">
             <wp:extent cx="5073650" cy="2959100"/>
@@ -1484,7 +1440,6 @@
     </w:p>
     <w:p>
       <w:r>
-        <w:lastRenderedPageBreak/>
         <w:t xml:space="preserve">Git often </w:t>
       </w:r>
       <w:r>
@@ -1495,15 +1450,7 @@
         <w:t>creates backup files</w:t>
       </w:r>
       <w:r>
-        <w:t xml:space="preserve"> with </w:t>
-      </w:r>
-      <w:proofErr w:type="gramStart"/>
-      <w:r>
-        <w:t>the .orig</w:t>
-      </w:r>
-      <w:proofErr w:type="gramEnd"/>
-      <w:r>
-        <w:t xml:space="preserve"> extension before attempting to auto-merge or launch a merge tool. For example:</w:t>
+        <w:t xml:space="preserve"> with the .orig extension before attempting to auto-merge or launch a merge tool. For example:</w:t>
       </w:r>
     </w:p>
     <w:p>
@@ -1513,58 +1460,34 @@
           <w:numId w:val="2"/>
         </w:numPr>
       </w:pPr>
-      <w:proofErr w:type="gramStart"/>
       <w:r>
         <w:t>hello.xml.orig</w:t>
       </w:r>
-      <w:proofErr w:type="gramEnd"/>
-    </w:p>
-    <w:p>
-      <w:pPr>
-        <w:rPr>
-          <w:lang w:val="en-US"/>
-        </w:rPr>
-      </w:pPr>
-      <w:r>
-        <w:rPr>
-          <w:lang w:val="en-US"/>
-        </w:rPr>
-        <w:t xml:space="preserve">These files are not needed in our repo, and hence adding </w:t>
-      </w:r>
-      <w:proofErr w:type="gramStart"/>
-      <w:r>
-        <w:rPr>
-          <w:lang w:val="en-US"/>
-        </w:rPr>
-        <w:t>in .gitignore</w:t>
-      </w:r>
-      <w:proofErr w:type="gramEnd"/>
-    </w:p>
-    <w:p>
-      <w:pPr>
-        <w:rPr>
-          <w:lang w:val="en-US"/>
-        </w:rPr>
-      </w:pPr>
-      <w:r>
-        <w:rPr>
-          <w:lang w:val="en-US"/>
-        </w:rPr>
-        <w:t xml:space="preserve">Committing </w:t>
-      </w:r>
-      <w:proofErr w:type="gramStart"/>
-      <w:r>
-        <w:rPr>
-          <w:lang w:val="en-US"/>
-        </w:rPr>
-        <w:t>the .gitignore</w:t>
-      </w:r>
-      <w:proofErr w:type="gramEnd"/>
-      <w:r>
-        <w:rPr>
-          <w:lang w:val="en-US"/>
-        </w:rPr>
-        <w:t xml:space="preserve"> changes as well.</w:t>
+    </w:p>
+    <w:p>
+      <w:pPr>
+        <w:rPr>
+          <w:lang w:val="en-US"/>
+        </w:rPr>
+      </w:pPr>
+      <w:r>
+        <w:rPr>
+          <w:lang w:val="en-US"/>
+        </w:rPr>
+        <w:t>These files are not needed in our repo, and hence adding in .gitignore</w:t>
+      </w:r>
+    </w:p>
+    <w:p>
+      <w:pPr>
+        <w:rPr>
+          <w:lang w:val="en-US"/>
+        </w:rPr>
+      </w:pPr>
+      <w:r>
+        <w:rPr>
+          <w:lang w:val="en-US"/>
+        </w:rPr>
+        <w:t>Committing the .gitignore changes as well.</w:t>
       </w:r>
     </w:p>
     <w:p>
@@ -1632,6 +1555,7 @@
           <w:noProof/>
           <w:lang w:val="en-US"/>
         </w:rPr>
+        <w:lastRenderedPageBreak/>
         <w:drawing>
           <wp:inline distT="0" distB="0" distL="0" distR="0" wp14:anchorId="19760A6E" wp14:editId="7600F10C">
             <wp:extent cx="5731510" cy="2614295"/>
@@ -1706,7 +1630,6 @@
         <w:rPr>
           <w:lang w:val="en-US"/>
         </w:rPr>
-        <w:lastRenderedPageBreak/>
         <w:t>Deleting the GitWork branch and observing the logs</w:t>
       </w:r>
     </w:p>
@@ -1788,6 +1711,7 @@
           <w:noProof/>
           <w:lang w:val="en-US"/>
         </w:rPr>
+        <w:lastRenderedPageBreak/>
         <w:drawing>
           <wp:inline distT="0" distB="0" distL="0" distR="0" wp14:anchorId="05E27BCC" wp14:editId="6BF9E1B9">
             <wp:extent cx="4876800" cy="1993677"/>
@@ -1885,6 +1809,625 @@
         </w:drawing>
       </w:r>
     </w:p>
+    <w:p>
+      <w:pPr>
+        <w:rPr>
+          <w:lang w:val="en-US"/>
+        </w:rPr>
+      </w:pPr>
+      <w:r>
+        <w:rPr>
+          <w:noProof/>
+          <w:lang w:val="en-US"/>
+        </w:rPr>
+        <w:drawing>
+          <wp:inline distT="0" distB="0" distL="0" distR="0" wp14:anchorId="78504FF5" wp14:editId="0C71DC35">
+            <wp:extent cx="5731510" cy="1608455"/>
+            <wp:effectExtent l="0" t="0" r="2540" b="0"/>
+            <wp:docPr id="1962754972" name="Picture 1"/>
+            <wp:cNvGraphicFramePr>
+              <a:graphicFrameLocks xmlns:a="http://schemas.openxmlformats.org/drawingml/2006/main" noChangeAspect="1"/>
+            </wp:cNvGraphicFramePr>
+            <a:graphic xmlns:a="http://schemas.openxmlformats.org/drawingml/2006/main">
+              <a:graphicData uri="http://schemas.openxmlformats.org/drawingml/2006/picture">
+                <pic:pic xmlns:pic="http://schemas.openxmlformats.org/drawingml/2006/picture">
+                  <pic:nvPicPr>
+                    <pic:cNvPr id="1962754972" name="Picture 1962754972"/>
+                    <pic:cNvPicPr/>
+                  </pic:nvPicPr>
+                  <pic:blipFill>
+                    <a:blip r:embed="rId23">
+                      <a:extLst>
+                        <a:ext uri="{28A0092B-C50C-407E-A947-70E740481C1C}">
+                          <a14:useLocalDpi xmlns:a14="http://schemas.microsoft.com/office/drawing/2010/main" val="0"/>
+                        </a:ext>
+                      </a:extLst>
+                    </a:blip>
+                    <a:stretch>
+                      <a:fillRect/>
+                    </a:stretch>
+                  </pic:blipFill>
+                  <pic:spPr>
+                    <a:xfrm>
+                      <a:off x="0" y="0"/>
+                      <a:ext cx="5731510" cy="1608455"/>
+                    </a:xfrm>
+                    <a:prstGeom prst="rect">
+                      <a:avLst/>
+                    </a:prstGeom>
+                  </pic:spPr>
+                </pic:pic>
+              </a:graphicData>
+            </a:graphic>
+          </wp:inline>
+        </w:drawing>
+      </w:r>
+    </w:p>
+    <w:p>
+      <w:pPr>
+        <w:rPr>
+          <w:lang w:val="en-US"/>
+        </w:rPr>
+      </w:pPr>
+      <w:r>
+        <w:rPr>
+          <w:lang w:val="en-US"/>
+        </w:rPr>
+        <w:t>Explanation:</w:t>
+      </w:r>
+    </w:p>
+    <w:p>
+      <w:pPr>
+        <w:pStyle w:val="ListParagraph"/>
+        <w:numPr>
+          <w:ilvl w:val="0"/>
+          <w:numId w:val="3"/>
+        </w:numPr>
+      </w:pPr>
+      <w:r>
+        <w:rPr>
+          <w:b/>
+          <w:bCs/>
+        </w:rPr>
+        <w:t>A Single Straight Line |</w:t>
+      </w:r>
+      <w:r>
+        <w:t xml:space="preserve"> This indicates a linear progression of commits. All commits on this line are direct descendants of the one below it. There is no branching or merging happening.</w:t>
+      </w:r>
+    </w:p>
+    <w:p>
+      <w:pPr>
+        <w:pStyle w:val="ListParagraph"/>
+        <w:numPr>
+          <w:ilvl w:val="0"/>
+          <w:numId w:val="3"/>
+        </w:numPr>
+        <w:rPr>
+          <w:lang w:val="en-US"/>
+        </w:rPr>
+      </w:pPr>
+      <w:r>
+        <w:rPr>
+          <w:b/>
+          <w:bCs/>
+        </w:rPr>
+        <w:t>A Forward Slash /</w:t>
+      </w:r>
+      <w:r>
+        <w:t xml:space="preserve"> A forward slash usually indicates that a branch has been created or that the history is diverging. It points from an older commit to a new commit on a separate branch.</w:t>
+      </w:r>
+    </w:p>
+    <w:p>
+      <w:pPr>
+        <w:pStyle w:val="ListParagraph"/>
+        <w:numPr>
+          <w:ilvl w:val="0"/>
+          <w:numId w:val="3"/>
+        </w:numPr>
+        <w:rPr>
+          <w:lang w:val="en-US"/>
+        </w:rPr>
+      </w:pPr>
+      <w:r>
+        <w:rPr>
+          <w:b/>
+          <w:bCs/>
+        </w:rPr>
+        <w:t>A Backslash \</w:t>
+      </w:r>
+      <w:r>
+        <w:t xml:space="preserve"> A backslash usually indicates a merge. It shows a separate branch being merged back into the main line of development. The backslash points from the branch that was merged to the merge commit itself.</w:t>
+      </w:r>
+    </w:p>
+    <w:p>
+      <w:r>
+        <w:rPr>
+          <w:b/>
+          <w:bCs/>
+        </w:rPr>
+        <w:lastRenderedPageBreak/>
+        <w:t>8646aac (origin/main) Added newfile.txt to NewBranch</w:t>
+      </w:r>
+      <w:r>
+        <w:t>:</w:t>
+      </w:r>
+    </w:p>
+    <w:p>
+      <w:pPr>
+        <w:numPr>
+          <w:ilvl w:val="0"/>
+          <w:numId w:val="4"/>
+        </w:numPr>
+      </w:pPr>
+      <w:r>
+        <w:rPr>
+          <w:b/>
+          <w:bCs/>
+        </w:rPr>
+        <w:t>8646aac</w:t>
+      </w:r>
+      <w:r>
+        <w:t>: The commit hash.</w:t>
+      </w:r>
+    </w:p>
+    <w:p>
+      <w:pPr>
+        <w:numPr>
+          <w:ilvl w:val="0"/>
+          <w:numId w:val="4"/>
+        </w:numPr>
+      </w:pPr>
+      <w:r>
+        <w:rPr>
+          <w:b/>
+          <w:bCs/>
+        </w:rPr>
+        <w:t>(origin/main)</w:t>
+      </w:r>
+      <w:r>
+        <w:t>: This commit is the tip of the main branch on the remote repository named origin. This indicates that this is the last commit that has been pushed to the remote main branch.</w:t>
+      </w:r>
+      <w:r>
+        <w:rPr>
+          <w:lang w:val="en-US"/>
+        </w:rPr>
+        <w:t xml:space="preserve"> </w:t>
+      </w:r>
+      <w:r>
+        <w:rPr>
+          <w:lang w:val="en-US"/>
+        </w:rPr>
+        <w:drawing>
+          <wp:inline distT="0" distB="0" distL="0" distR="0" wp14:anchorId="3657AC07" wp14:editId="2F73D0D9">
+            <wp:extent cx="5731510" cy="1945640"/>
+            <wp:effectExtent l="0" t="0" r="2540" b="0"/>
+            <wp:docPr id="1424461639" name="Picture 1"/>
+            <wp:cNvGraphicFramePr>
+              <a:graphicFrameLocks xmlns:a="http://schemas.openxmlformats.org/drawingml/2006/main" noChangeAspect="1"/>
+            </wp:cNvGraphicFramePr>
+            <a:graphic xmlns:a="http://schemas.openxmlformats.org/drawingml/2006/main">
+              <a:graphicData uri="http://schemas.openxmlformats.org/drawingml/2006/picture">
+                <pic:pic xmlns:pic="http://schemas.openxmlformats.org/drawingml/2006/picture">
+                  <pic:nvPicPr>
+                    <pic:cNvPr id="1424461639" name=""/>
+                    <pic:cNvPicPr/>
+                  </pic:nvPicPr>
+                  <pic:blipFill>
+                    <a:blip r:embed="rId24"/>
+                    <a:stretch>
+                      <a:fillRect/>
+                    </a:stretch>
+                  </pic:blipFill>
+                  <pic:spPr>
+                    <a:xfrm>
+                      <a:off x="0" y="0"/>
+                      <a:ext cx="5731510" cy="1945640"/>
+                    </a:xfrm>
+                    <a:prstGeom prst="rect">
+                      <a:avLst/>
+                    </a:prstGeom>
+                  </pic:spPr>
+                </pic:pic>
+              </a:graphicData>
+            </a:graphic>
+          </wp:inline>
+        </w:drawing>
+      </w:r>
+    </w:p>
+    <w:p>
+      <w:pPr>
+        <w:rPr>
+          <w:b/>
+          <w:bCs/>
+        </w:rPr>
+      </w:pPr>
+      <w:r>
+        <w:rPr>
+          <w:b/>
+          <w:bCs/>
+        </w:rPr>
+        <w:t>1. The Branching Point (/)</w:t>
+      </w:r>
+    </w:p>
+    <w:p>
+      <w:r>
+        <w:t>The branching point is shown by the / symbol connecting to the commit where the divergence began.</w:t>
+      </w:r>
+    </w:p>
+    <w:p>
+      <w:pPr>
+        <w:numPr>
+          <w:ilvl w:val="0"/>
+          <w:numId w:val="5"/>
+        </w:numPr>
+      </w:pPr>
+      <w:r>
+        <w:t xml:space="preserve">Look at the commit </w:t>
+      </w:r>
+      <w:r>
+        <w:rPr>
+          <w:b/>
+          <w:bCs/>
+        </w:rPr>
+        <w:t>8646aac</w:t>
+      </w:r>
+      <w:r>
+        <w:t>.</w:t>
+      </w:r>
+    </w:p>
+    <w:p>
+      <w:pPr>
+        <w:numPr>
+          <w:ilvl w:val="0"/>
+          <w:numId w:val="5"/>
+        </w:numPr>
+      </w:pPr>
+      <w:r>
+        <w:t>The graph line for this commit is *.</w:t>
+      </w:r>
+    </w:p>
+    <w:p>
+      <w:pPr>
+        <w:numPr>
+          <w:ilvl w:val="0"/>
+          <w:numId w:val="5"/>
+        </w:numPr>
+      </w:pPr>
+      <w:r>
+        <w:t>Above it, the line branches into two:</w:t>
+      </w:r>
+    </w:p>
+    <w:p>
+      <w:pPr>
+        <w:numPr>
+          <w:ilvl w:val="1"/>
+          <w:numId w:val="5"/>
+        </w:numPr>
+      </w:pPr>
+      <w:r>
+        <w:t>One line is a vertical bar | leading up to commit 5690fad.</w:t>
+      </w:r>
+    </w:p>
+    <w:p>
+      <w:pPr>
+        <w:numPr>
+          <w:ilvl w:val="1"/>
+          <w:numId w:val="5"/>
+        </w:numPr>
+      </w:pPr>
+      <w:r>
+        <w:t>The other line is a forward slash / leading up to commit be3a08b.</w:t>
+      </w:r>
+    </w:p>
+    <w:p>
+      <w:r>
+        <w:t>This |/ symbol combination indicates that from the single commit 8646aac, two separate lines of development were created. One line continued on the main branch, and the other line began a new branch (GitWork).</w:t>
+      </w:r>
+    </w:p>
+    <w:p>
+      <w:pPr>
+        <w:rPr>
+          <w:b/>
+          <w:bCs/>
+        </w:rPr>
+      </w:pPr>
+      <w:r>
+        <w:rPr>
+          <w:b/>
+          <w:bCs/>
+        </w:rPr>
+        <w:t>2. The Parallel History (|)</w:t>
+      </w:r>
+    </w:p>
+    <w:p>
+      <w:r>
+        <w:t>After the branching, the two lines of development continue in parallel.</w:t>
+      </w:r>
+    </w:p>
+    <w:p>
+      <w:pPr>
+        <w:numPr>
+          <w:ilvl w:val="0"/>
+          <w:numId w:val="6"/>
+        </w:numPr>
+      </w:pPr>
+      <w:r>
+        <w:t>The line leading from 8646aac to 5690fad is shown as | *. This indicates that 5690fad is a direct descendant of 8646aac on one of the branches (in this case, the main branch).</w:t>
+      </w:r>
+    </w:p>
+    <w:p>
+      <w:pPr>
+        <w:numPr>
+          <w:ilvl w:val="0"/>
+          <w:numId w:val="6"/>
+        </w:numPr>
+      </w:pPr>
+      <w:r>
+        <w:t>The line leading from 8646aac to be3a08b is shown as *, but it's on a parallel track, a different vertical column in the graph. This indicates it's on a separate branch (GitWork).</w:t>
+      </w:r>
+    </w:p>
+    <w:p>
+      <w:pPr>
+        <w:rPr>
+          <w:b/>
+          <w:bCs/>
+        </w:rPr>
+      </w:pPr>
+      <w:r>
+        <w:rPr>
+          <w:b/>
+          <w:bCs/>
+        </w:rPr>
+        <w:t>3. The Merging Point (\)</w:t>
+      </w:r>
+    </w:p>
+    <w:p>
+      <w:r>
+        <w:lastRenderedPageBreak/>
+        <w:t>The backslash \ is the most direct visual indicator of a merge.</w:t>
+      </w:r>
+    </w:p>
+    <w:p>
+      <w:pPr>
+        <w:numPr>
+          <w:ilvl w:val="0"/>
+          <w:numId w:val="7"/>
+        </w:numPr>
+      </w:pPr>
+      <w:r>
+        <w:t xml:space="preserve">Look at the commit </w:t>
+      </w:r>
+      <w:r>
+        <w:rPr>
+          <w:b/>
+          <w:bCs/>
+        </w:rPr>
+        <w:t>d7d88f3</w:t>
+      </w:r>
+      <w:r>
+        <w:t>.</w:t>
+      </w:r>
+    </w:p>
+    <w:p>
+      <w:pPr>
+        <w:numPr>
+          <w:ilvl w:val="0"/>
+          <w:numId w:val="7"/>
+        </w:numPr>
+      </w:pPr>
+      <w:r>
+        <w:t>The graph line for this commit is *.</w:t>
+      </w:r>
+    </w:p>
+    <w:p>
+      <w:pPr>
+        <w:numPr>
+          <w:ilvl w:val="0"/>
+          <w:numId w:val="7"/>
+        </w:numPr>
+      </w:pPr>
+      <w:r>
+        <w:t>Below it, the line branches out with a | and a \.</w:t>
+      </w:r>
+    </w:p>
+    <w:p>
+      <w:pPr>
+        <w:numPr>
+          <w:ilvl w:val="1"/>
+          <w:numId w:val="7"/>
+        </w:numPr>
+      </w:pPr>
+      <w:r>
+        <w:t>The | line shows that d7d88f3 is a direct descendant of the commit below it on the same line of development (5690fad).</w:t>
+      </w:r>
+    </w:p>
+    <w:p>
+      <w:pPr>
+        <w:numPr>
+          <w:ilvl w:val="1"/>
+          <w:numId w:val="7"/>
+        </w:numPr>
+      </w:pPr>
+      <w:r>
+        <w:t>The \ line shows that d7d88f3 also has the commit below it on the separate branch (be3a08b) as another parent.</w:t>
+      </w:r>
+    </w:p>
+    <w:p/>
+    <w:p>
+      <w:pPr>
+        <w:rPr>
+          <w:lang w:val="en-US"/>
+        </w:rPr>
+      </w:pPr>
+      <w:r>
+        <w:rPr>
+          <w:noProof/>
+        </w:rPr>
+        <w:drawing>
+          <wp:inline distT="0" distB="0" distL="0" distR="0" wp14:anchorId="379FB175" wp14:editId="04679ABE">
+            <wp:extent cx="4466667" cy="1780952"/>
+            <wp:effectExtent l="0" t="0" r="0" b="0"/>
+            <wp:docPr id="1095174735" name="Picture 1"/>
+            <wp:cNvGraphicFramePr>
+              <a:graphicFrameLocks xmlns:a="http://schemas.openxmlformats.org/drawingml/2006/main" noChangeAspect="1"/>
+            </wp:cNvGraphicFramePr>
+            <a:graphic xmlns:a="http://schemas.openxmlformats.org/drawingml/2006/main">
+              <a:graphicData uri="http://schemas.openxmlformats.org/drawingml/2006/picture">
+                <pic:pic xmlns:pic="http://schemas.openxmlformats.org/drawingml/2006/picture">
+                  <pic:nvPicPr>
+                    <pic:cNvPr id="1095174735" name=""/>
+                    <pic:cNvPicPr/>
+                  </pic:nvPicPr>
+                  <pic:blipFill>
+                    <a:blip r:embed="rId25"/>
+                    <a:stretch>
+                      <a:fillRect/>
+                    </a:stretch>
+                  </pic:blipFill>
+                  <pic:spPr>
+                    <a:xfrm>
+                      <a:off x="0" y="0"/>
+                      <a:ext cx="4466667" cy="1780952"/>
+                    </a:xfrm>
+                    <a:prstGeom prst="rect">
+                      <a:avLst/>
+                    </a:prstGeom>
+                  </pic:spPr>
+                </pic:pic>
+              </a:graphicData>
+            </a:graphic>
+          </wp:inline>
+        </w:drawing>
+      </w:r>
+    </w:p>
+    <w:p>
+      <w:pPr>
+        <w:rPr>
+          <w:b/>
+          <w:bCs/>
+          <w:u w:val="single"/>
+          <w:lang w:val="en-US"/>
+        </w:rPr>
+      </w:pPr>
+      <w:r>
+        <w:rPr>
+          <w:b/>
+          <w:bCs/>
+          <w:u w:val="single"/>
+          <w:lang w:val="en-US"/>
+        </w:rPr>
+        <w:t>Git diff branch_name:</w:t>
+      </w:r>
+    </w:p>
+    <w:p>
+      <w:pPr>
+        <w:pStyle w:val="ListParagraph"/>
+        <w:numPr>
+          <w:ilvl w:val="0"/>
+          <w:numId w:val="9"/>
+        </w:numPr>
+      </w:pPr>
+      <w:r>
+        <w:t xml:space="preserve">While you were on the main branch. Git compares your </w:t>
+      </w:r>
+      <w:r>
+        <w:rPr>
+          <w:b/>
+          <w:bCs/>
+        </w:rPr>
+        <w:t>current branch</w:t>
+      </w:r>
+      <w:r>
+        <w:t xml:space="preserve"> (main) with the branch you specify (GitWork).</w:t>
+      </w:r>
+    </w:p>
+    <w:p>
+      <w:pPr>
+        <w:pStyle w:val="ListParagraph"/>
+        <w:numPr>
+          <w:ilvl w:val="0"/>
+          <w:numId w:val="9"/>
+        </w:numPr>
+      </w:pPr>
+      <w:r>
+        <w:t>Here minus (-) represents, gitwork</w:t>
+      </w:r>
+    </w:p>
+    <w:p>
+      <w:pPr>
+        <w:pStyle w:val="ListParagraph"/>
+        <w:numPr>
+          <w:ilvl w:val="0"/>
+          <w:numId w:val="9"/>
+        </w:numPr>
+      </w:pPr>
+      <w:r>
+        <w:t>+: main</w:t>
+      </w:r>
+    </w:p>
+    <w:p>
+      <w:r>
+        <w:t>@@ -1 +1 @@</w:t>
+      </w:r>
+      <w:r>
+        <w:t>: called as hunk header.</w:t>
+      </w:r>
+    </w:p>
+    <w:p>
+      <w:pPr>
+        <w:pStyle w:val="ListParagraph"/>
+        <w:numPr>
+          <w:ilvl w:val="0"/>
+          <w:numId w:val="8"/>
+        </w:numPr>
+      </w:pPr>
+      <w:r>
+        <w:t>It gives the line numbers of the changes.</w:t>
+      </w:r>
+    </w:p>
+    <w:p>
+      <w:pPr>
+        <w:pStyle w:val="ListParagraph"/>
+        <w:numPr>
+          <w:ilvl w:val="0"/>
+          <w:numId w:val="8"/>
+        </w:numPr>
+      </w:pPr>
+      <w:r>
+        <w:t>-1: Refers to line 1 of the "old" file (hello.xml on GitWork).</w:t>
+      </w:r>
+    </w:p>
+    <w:p>
+      <w:pPr>
+        <w:pStyle w:val="ListParagraph"/>
+        <w:numPr>
+          <w:ilvl w:val="0"/>
+          <w:numId w:val="8"/>
+        </w:numPr>
+      </w:pPr>
+      <w:r>
+        <w:t>+1: Refers to line 1 of the "new" file (hello.xml on main).</w:t>
+      </w:r>
+    </w:p>
+    <w:p>
+      <w:pPr>
+        <w:pStyle w:val="ListParagraph"/>
+        <w:numPr>
+          <w:ilvl w:val="0"/>
+          <w:numId w:val="8"/>
+        </w:numPr>
+      </w:pPr>
+      <w:r>
+        <w:t>The @@ markers enclose this information.</w:t>
+      </w:r>
+    </w:p>
+    <w:p>
+      <w:pPr>
+        <w:rPr>
+          <w:lang w:val="en-US"/>
+        </w:rPr>
+      </w:pPr>
+    </w:p>
     <w:sectPr>
       <w:pgSz w:w="11906" w:h="16838"/>
       <w:pgMar w:top="1440" w:right="1440" w:bottom="1440" w:left="1440" w:header="708" w:footer="708" w:gutter="0"/>
@@ -1898,6 +2441,304 @@
 <file path=word/numbering.xml><?xml version="1.0" encoding="utf-8"?>
 <w:numbering xmlns:wpc="http://schemas.microsoft.com/office/word/2010/wordprocessingCanvas" xmlns:cx="http://schemas.microsoft.com/office/drawing/2014/chartex" xmlns:cx1="http://schemas.microsoft.com/office/drawing/2015/9/8/chartex" xmlns:cx2="http://schemas.microsoft.com/office/drawing/2015/10/21/chartex" xmlns:cx3="http://schemas.microsoft.com/office/drawing/2016/5/9/chartex" xmlns:cx4="http://schemas.microsoft.com/office/drawing/2016/5/10/chartex" xmlns:cx5="http://schemas.microsoft.com/office/drawing/2016/5/11/chartex" xmlns:cx6="http://schemas.microsoft.com/office/drawing/2016/5/12/chartex" xmlns:cx7="http://schemas.microsoft.com/office/drawing/2016/5/13/chartex" xmlns:cx8="http://schemas.microsoft.com/office/drawing/2016/5/14/chartex" xmlns:mc="http://schemas.openxmlformats.org/markup-compatibility/2006" xmlns:aink="http://schemas.microsoft.com/office/drawing/2016/ink" xmlns:am3d="http://schemas.microsoft.com/office/drawing/2017/model3d" xmlns:o="urn:schemas-microsoft-com:office:office" xmlns:oel="http://schemas.microsoft.com/office/2019/extlst" xmlns:r="http://schemas.openxmlformats.org/officeDocument/2006/relationships" xmlns:m="http://schemas.openxmlformats.org/officeDocument/2006/math" xmlns:v="urn:schemas-microsoft-com:vml" xmlns:wp14="http://schemas.microsoft.com/office/word/2010/wordprocessingDrawing" xmlns:wp="http://schemas.openxmlformats.org/drawingml/2006/wordprocessingDrawing" xmlns:w10="urn:schemas-microsoft-com:office:word" xmlns:w="http://schemas.openxmlformats.org/wordprocessingml/2006/main" xmlns:w14="http://schemas.microsoft.com/office/word/2010/wordml" xmlns:w15="http://schemas.microsoft.com/office/word/2012/wordml" xmlns:w16cex="http://schemas.microsoft.com/office/word/2018/wordml/cex" xmlns:w16cid="http://schemas.microsoft.com/office/word/2016/wordml/cid" xmlns:w16="http://schemas.microsoft.com/office/word/2018/wordml" xmlns:w16du="http://schemas.microsoft.com/office/word/2023/wordml/word16du" xmlns:w16sdtdh="http://schemas.microsoft.com/office/word/2020/wordml/sdtdatahash" xmlns:w16sdtfl="http://schemas.microsoft.com/office/word/2024/wordml/sdtformatlock" xmlns:w16se="http://schemas.microsoft.com/office/word/2015/wordml/symex" xmlns:wpg="http://schemas.microsoft.com/office/word/2010/wordprocessingGroup" xmlns:wpi="http://schemas.microsoft.com/office/word/2010/wordprocessingInk" xmlns:wne="http://schemas.microsoft.com/office/word/2006/wordml" xmlns:wps="http://schemas.microsoft.com/office/word/2010/wordprocessingShape" mc:Ignorable="w14 w15 w16se w16cid w16 w16cex w16sdtdh w16sdtfl w16du wp14">
   <w:abstractNum w:abstractNumId="0" w15:restartNumberingAfterBreak="0">
+    <w:nsid w:val="0D471DB0"/>
+    <w:multiLevelType w:val="multilevel"/>
+    <w:tmpl w:val="24E84968"/>
+    <w:lvl w:ilvl="0">
+      <w:start w:val="1"/>
+      <w:numFmt w:val="bullet"/>
+      <w:lvlText w:val=""/>
+      <w:lvlJc w:val="left"/>
+      <w:pPr>
+        <w:tabs>
+          <w:tab w:val="num" w:pos="720"/>
+        </w:tabs>
+        <w:ind w:left="720" w:hanging="360"/>
+      </w:pPr>
+      <w:rPr>
+        <w:rFonts w:ascii="Symbol" w:hAnsi="Symbol" w:hint="default"/>
+        <w:sz w:val="20"/>
+      </w:rPr>
+    </w:lvl>
+    <w:lvl w:ilvl="1" w:tentative="1">
+      <w:start w:val="1"/>
+      <w:numFmt w:val="bullet"/>
+      <w:lvlText w:val="o"/>
+      <w:lvlJc w:val="left"/>
+      <w:pPr>
+        <w:tabs>
+          <w:tab w:val="num" w:pos="1440"/>
+        </w:tabs>
+        <w:ind w:left="1440" w:hanging="360"/>
+      </w:pPr>
+      <w:rPr>
+        <w:rFonts w:ascii="Courier New" w:hAnsi="Courier New" w:hint="default"/>
+        <w:sz w:val="20"/>
+      </w:rPr>
+    </w:lvl>
+    <w:lvl w:ilvl="2" w:tentative="1">
+      <w:start w:val="1"/>
+      <w:numFmt w:val="bullet"/>
+      <w:lvlText w:val=""/>
+      <w:lvlJc w:val="left"/>
+      <w:pPr>
+        <w:tabs>
+          <w:tab w:val="num" w:pos="2160"/>
+        </w:tabs>
+        <w:ind w:left="2160" w:hanging="360"/>
+      </w:pPr>
+      <w:rPr>
+        <w:rFonts w:ascii="Wingdings" w:hAnsi="Wingdings" w:hint="default"/>
+        <w:sz w:val="20"/>
+      </w:rPr>
+    </w:lvl>
+    <w:lvl w:ilvl="3" w:tentative="1">
+      <w:start w:val="1"/>
+      <w:numFmt w:val="bullet"/>
+      <w:lvlText w:val=""/>
+      <w:lvlJc w:val="left"/>
+      <w:pPr>
+        <w:tabs>
+          <w:tab w:val="num" w:pos="2880"/>
+        </w:tabs>
+        <w:ind w:left="2880" w:hanging="360"/>
+      </w:pPr>
+      <w:rPr>
+        <w:rFonts w:ascii="Wingdings" w:hAnsi="Wingdings" w:hint="default"/>
+        <w:sz w:val="20"/>
+      </w:rPr>
+    </w:lvl>
+    <w:lvl w:ilvl="4" w:tentative="1">
+      <w:start w:val="1"/>
+      <w:numFmt w:val="bullet"/>
+      <w:lvlText w:val=""/>
+      <w:lvlJc w:val="left"/>
+      <w:pPr>
+        <w:tabs>
+          <w:tab w:val="num" w:pos="3600"/>
+        </w:tabs>
+        <w:ind w:left="3600" w:hanging="360"/>
+      </w:pPr>
+      <w:rPr>
+        <w:rFonts w:ascii="Wingdings" w:hAnsi="Wingdings" w:hint="default"/>
+        <w:sz w:val="20"/>
+      </w:rPr>
+    </w:lvl>
+    <w:lvl w:ilvl="5" w:tentative="1">
+      <w:start w:val="1"/>
+      <w:numFmt w:val="bullet"/>
+      <w:lvlText w:val=""/>
+      <w:lvlJc w:val="left"/>
+      <w:pPr>
+        <w:tabs>
+          <w:tab w:val="num" w:pos="4320"/>
+        </w:tabs>
+        <w:ind w:left="4320" w:hanging="360"/>
+      </w:pPr>
+      <w:rPr>
+        <w:rFonts w:ascii="Wingdings" w:hAnsi="Wingdings" w:hint="default"/>
+        <w:sz w:val="20"/>
+      </w:rPr>
+    </w:lvl>
+    <w:lvl w:ilvl="6" w:tentative="1">
+      <w:start w:val="1"/>
+      <w:numFmt w:val="bullet"/>
+      <w:lvlText w:val=""/>
+      <w:lvlJc w:val="left"/>
+      <w:pPr>
+        <w:tabs>
+          <w:tab w:val="num" w:pos="5040"/>
+        </w:tabs>
+        <w:ind w:left="5040" w:hanging="360"/>
+      </w:pPr>
+      <w:rPr>
+        <w:rFonts w:ascii="Wingdings" w:hAnsi="Wingdings" w:hint="default"/>
+        <w:sz w:val="20"/>
+      </w:rPr>
+    </w:lvl>
+    <w:lvl w:ilvl="7" w:tentative="1">
+      <w:start w:val="1"/>
+      <w:numFmt w:val="bullet"/>
+      <w:lvlText w:val=""/>
+      <w:lvlJc w:val="left"/>
+      <w:pPr>
+        <w:tabs>
+          <w:tab w:val="num" w:pos="5760"/>
+        </w:tabs>
+        <w:ind w:left="5760" w:hanging="360"/>
+      </w:pPr>
+      <w:rPr>
+        <w:rFonts w:ascii="Wingdings" w:hAnsi="Wingdings" w:hint="default"/>
+        <w:sz w:val="20"/>
+      </w:rPr>
+    </w:lvl>
+    <w:lvl w:ilvl="8" w:tentative="1">
+      <w:start w:val="1"/>
+      <w:numFmt w:val="bullet"/>
+      <w:lvlText w:val=""/>
+      <w:lvlJc w:val="left"/>
+      <w:pPr>
+        <w:tabs>
+          <w:tab w:val="num" w:pos="6480"/>
+        </w:tabs>
+        <w:ind w:left="6480" w:hanging="360"/>
+      </w:pPr>
+      <w:rPr>
+        <w:rFonts w:ascii="Wingdings" w:hAnsi="Wingdings" w:hint="default"/>
+        <w:sz w:val="20"/>
+      </w:rPr>
+    </w:lvl>
+  </w:abstractNum>
+  <w:abstractNum w:abstractNumId="1" w15:restartNumberingAfterBreak="0">
+    <w:nsid w:val="15B740DF"/>
+    <w:multiLevelType w:val="multilevel"/>
+    <w:tmpl w:val="E5569B36"/>
+    <w:lvl w:ilvl="0">
+      <w:start w:val="1"/>
+      <w:numFmt w:val="bullet"/>
+      <w:lvlText w:val=""/>
+      <w:lvlJc w:val="left"/>
+      <w:pPr>
+        <w:tabs>
+          <w:tab w:val="num" w:pos="720"/>
+        </w:tabs>
+        <w:ind w:left="720" w:hanging="360"/>
+      </w:pPr>
+      <w:rPr>
+        <w:rFonts w:ascii="Symbol" w:hAnsi="Symbol" w:hint="default"/>
+        <w:sz w:val="20"/>
+      </w:rPr>
+    </w:lvl>
+    <w:lvl w:ilvl="1" w:tentative="1">
+      <w:start w:val="1"/>
+      <w:numFmt w:val="bullet"/>
+      <w:lvlText w:val="o"/>
+      <w:lvlJc w:val="left"/>
+      <w:pPr>
+        <w:tabs>
+          <w:tab w:val="num" w:pos="1440"/>
+        </w:tabs>
+        <w:ind w:left="1440" w:hanging="360"/>
+      </w:pPr>
+      <w:rPr>
+        <w:rFonts w:ascii="Courier New" w:hAnsi="Courier New" w:hint="default"/>
+        <w:sz w:val="20"/>
+      </w:rPr>
+    </w:lvl>
+    <w:lvl w:ilvl="2" w:tentative="1">
+      <w:start w:val="1"/>
+      <w:numFmt w:val="bullet"/>
+      <w:lvlText w:val=""/>
+      <w:lvlJc w:val="left"/>
+      <w:pPr>
+        <w:tabs>
+          <w:tab w:val="num" w:pos="2160"/>
+        </w:tabs>
+        <w:ind w:left="2160" w:hanging="360"/>
+      </w:pPr>
+      <w:rPr>
+        <w:rFonts w:ascii="Wingdings" w:hAnsi="Wingdings" w:hint="default"/>
+        <w:sz w:val="20"/>
+      </w:rPr>
+    </w:lvl>
+    <w:lvl w:ilvl="3" w:tentative="1">
+      <w:start w:val="1"/>
+      <w:numFmt w:val="bullet"/>
+      <w:lvlText w:val=""/>
+      <w:lvlJc w:val="left"/>
+      <w:pPr>
+        <w:tabs>
+          <w:tab w:val="num" w:pos="2880"/>
+        </w:tabs>
+        <w:ind w:left="2880" w:hanging="360"/>
+      </w:pPr>
+      <w:rPr>
+        <w:rFonts w:ascii="Wingdings" w:hAnsi="Wingdings" w:hint="default"/>
+        <w:sz w:val="20"/>
+      </w:rPr>
+    </w:lvl>
+    <w:lvl w:ilvl="4" w:tentative="1">
+      <w:start w:val="1"/>
+      <w:numFmt w:val="bullet"/>
+      <w:lvlText w:val=""/>
+      <w:lvlJc w:val="left"/>
+      <w:pPr>
+        <w:tabs>
+          <w:tab w:val="num" w:pos="3600"/>
+        </w:tabs>
+        <w:ind w:left="3600" w:hanging="360"/>
+      </w:pPr>
+      <w:rPr>
+        <w:rFonts w:ascii="Wingdings" w:hAnsi="Wingdings" w:hint="default"/>
+        <w:sz w:val="20"/>
+      </w:rPr>
+    </w:lvl>
+    <w:lvl w:ilvl="5" w:tentative="1">
+      <w:start w:val="1"/>
+      <w:numFmt w:val="bullet"/>
+      <w:lvlText w:val=""/>
+      <w:lvlJc w:val="left"/>
+      <w:pPr>
+        <w:tabs>
+          <w:tab w:val="num" w:pos="4320"/>
+        </w:tabs>
+        <w:ind w:left="4320" w:hanging="360"/>
+      </w:pPr>
+      <w:rPr>
+        <w:rFonts w:ascii="Wingdings" w:hAnsi="Wingdings" w:hint="default"/>
+        <w:sz w:val="20"/>
+      </w:rPr>
+    </w:lvl>
+    <w:lvl w:ilvl="6" w:tentative="1">
+      <w:start w:val="1"/>
+      <w:numFmt w:val="bullet"/>
+      <w:lvlText w:val=""/>
+      <w:lvlJc w:val="left"/>
+      <w:pPr>
+        <w:tabs>
+          <w:tab w:val="num" w:pos="5040"/>
+        </w:tabs>
+        <w:ind w:left="5040" w:hanging="360"/>
+      </w:pPr>
+      <w:rPr>
+        <w:rFonts w:ascii="Wingdings" w:hAnsi="Wingdings" w:hint="default"/>
+        <w:sz w:val="20"/>
+      </w:rPr>
+    </w:lvl>
+    <w:lvl w:ilvl="7" w:tentative="1">
+      <w:start w:val="1"/>
+      <w:numFmt w:val="bullet"/>
+      <w:lvlText w:val=""/>
+      <w:lvlJc w:val="left"/>
+      <w:pPr>
+        <w:tabs>
+          <w:tab w:val="num" w:pos="5760"/>
+        </w:tabs>
+        <w:ind w:left="5760" w:hanging="360"/>
+      </w:pPr>
+      <w:rPr>
+        <w:rFonts w:ascii="Wingdings" w:hAnsi="Wingdings" w:hint="default"/>
+        <w:sz w:val="20"/>
+      </w:rPr>
+    </w:lvl>
+    <w:lvl w:ilvl="8" w:tentative="1">
+      <w:start w:val="1"/>
+      <w:numFmt w:val="bullet"/>
+      <w:lvlText w:val=""/>
+      <w:lvlJc w:val="left"/>
+      <w:pPr>
+        <w:tabs>
+          <w:tab w:val="num" w:pos="6480"/>
+        </w:tabs>
+        <w:ind w:left="6480" w:hanging="360"/>
+      </w:pPr>
+      <w:rPr>
+        <w:rFonts w:ascii="Wingdings" w:hAnsi="Wingdings" w:hint="default"/>
+        <w:sz w:val="20"/>
+      </w:rPr>
+    </w:lvl>
+  </w:abstractNum>
+  <w:abstractNum w:abstractNumId="2" w15:restartNumberingAfterBreak="0">
     <w:nsid w:val="2CAD168A"/>
     <w:multiLevelType w:val="multilevel"/>
     <w:tmpl w:val="BDBC85F4"/>
@@ -2046,7 +2887,210 @@
       </w:rPr>
     </w:lvl>
   </w:abstractNum>
-  <w:abstractNum w:abstractNumId="1" w15:restartNumberingAfterBreak="0">
+  <w:abstractNum w:abstractNumId="3" w15:restartNumberingAfterBreak="0">
+    <w:nsid w:val="38BE1F9E"/>
+    <w:multiLevelType w:val="hybridMultilevel"/>
+    <w:tmpl w:val="AD541B18"/>
+    <w:lvl w:ilvl="0" w:tplc="7A744920">
+      <w:start w:val="1"/>
+      <w:numFmt w:val="decimal"/>
+      <w:lvlText w:val="%1."/>
+      <w:lvlJc w:val="left"/>
+      <w:pPr>
+        <w:ind w:left="720" w:hanging="360"/>
+      </w:pPr>
+      <w:rPr>
+        <w:rFonts w:hint="default"/>
+        <w:b/>
+      </w:rPr>
+    </w:lvl>
+    <w:lvl w:ilvl="1" w:tplc="40090019" w:tentative="1">
+      <w:start w:val="1"/>
+      <w:numFmt w:val="lowerLetter"/>
+      <w:lvlText w:val="%2."/>
+      <w:lvlJc w:val="left"/>
+      <w:pPr>
+        <w:ind w:left="1440" w:hanging="360"/>
+      </w:pPr>
+    </w:lvl>
+    <w:lvl w:ilvl="2" w:tplc="4009001B" w:tentative="1">
+      <w:start w:val="1"/>
+      <w:numFmt w:val="lowerRoman"/>
+      <w:lvlText w:val="%3."/>
+      <w:lvlJc w:val="right"/>
+      <w:pPr>
+        <w:ind w:left="2160" w:hanging="180"/>
+      </w:pPr>
+    </w:lvl>
+    <w:lvl w:ilvl="3" w:tplc="4009000F" w:tentative="1">
+      <w:start w:val="1"/>
+      <w:numFmt w:val="decimal"/>
+      <w:lvlText w:val="%4."/>
+      <w:lvlJc w:val="left"/>
+      <w:pPr>
+        <w:ind w:left="2880" w:hanging="360"/>
+      </w:pPr>
+    </w:lvl>
+    <w:lvl w:ilvl="4" w:tplc="40090019" w:tentative="1">
+      <w:start w:val="1"/>
+      <w:numFmt w:val="lowerLetter"/>
+      <w:lvlText w:val="%5."/>
+      <w:lvlJc w:val="left"/>
+      <w:pPr>
+        <w:ind w:left="3600" w:hanging="360"/>
+      </w:pPr>
+    </w:lvl>
+    <w:lvl w:ilvl="5" w:tplc="4009001B" w:tentative="1">
+      <w:start w:val="1"/>
+      <w:numFmt w:val="lowerRoman"/>
+      <w:lvlText w:val="%6."/>
+      <w:lvlJc w:val="right"/>
+      <w:pPr>
+        <w:ind w:left="4320" w:hanging="180"/>
+      </w:pPr>
+    </w:lvl>
+    <w:lvl w:ilvl="6" w:tplc="4009000F" w:tentative="1">
+      <w:start w:val="1"/>
+      <w:numFmt w:val="decimal"/>
+      <w:lvlText w:val="%7."/>
+      <w:lvlJc w:val="left"/>
+      <w:pPr>
+        <w:ind w:left="5040" w:hanging="360"/>
+      </w:pPr>
+    </w:lvl>
+    <w:lvl w:ilvl="7" w:tplc="40090019" w:tentative="1">
+      <w:start w:val="1"/>
+      <w:numFmt w:val="lowerLetter"/>
+      <w:lvlText w:val="%8."/>
+      <w:lvlJc w:val="left"/>
+      <w:pPr>
+        <w:ind w:left="5760" w:hanging="360"/>
+      </w:pPr>
+    </w:lvl>
+    <w:lvl w:ilvl="8" w:tplc="4009001B" w:tentative="1">
+      <w:start w:val="1"/>
+      <w:numFmt w:val="lowerRoman"/>
+      <w:lvlText w:val="%9."/>
+      <w:lvlJc w:val="right"/>
+      <w:pPr>
+        <w:ind w:left="6480" w:hanging="180"/>
+      </w:pPr>
+    </w:lvl>
+  </w:abstractNum>
+  <w:abstractNum w:abstractNumId="4" w15:restartNumberingAfterBreak="0">
+    <w:nsid w:val="4E7C2A47"/>
+    <w:multiLevelType w:val="hybridMultilevel"/>
+    <w:tmpl w:val="27205152"/>
+    <w:lvl w:ilvl="0" w:tplc="40090001">
+      <w:start w:val="1"/>
+      <w:numFmt w:val="bullet"/>
+      <w:lvlText w:val=""/>
+      <w:lvlJc w:val="left"/>
+      <w:pPr>
+        <w:ind w:left="720" w:hanging="360"/>
+      </w:pPr>
+      <w:rPr>
+        <w:rFonts w:ascii="Symbol" w:hAnsi="Symbol" w:hint="default"/>
+      </w:rPr>
+    </w:lvl>
+    <w:lvl w:ilvl="1" w:tplc="40090003" w:tentative="1">
+      <w:start w:val="1"/>
+      <w:numFmt w:val="bullet"/>
+      <w:lvlText w:val="o"/>
+      <w:lvlJc w:val="left"/>
+      <w:pPr>
+        <w:ind w:left="1440" w:hanging="360"/>
+      </w:pPr>
+      <w:rPr>
+        <w:rFonts w:ascii="Courier New" w:hAnsi="Courier New" w:cs="Courier New" w:hint="default"/>
+      </w:rPr>
+    </w:lvl>
+    <w:lvl w:ilvl="2" w:tplc="40090005" w:tentative="1">
+      <w:start w:val="1"/>
+      <w:numFmt w:val="bullet"/>
+      <w:lvlText w:val=""/>
+      <w:lvlJc w:val="left"/>
+      <w:pPr>
+        <w:ind w:left="2160" w:hanging="360"/>
+      </w:pPr>
+      <w:rPr>
+        <w:rFonts w:ascii="Wingdings" w:hAnsi="Wingdings" w:hint="default"/>
+      </w:rPr>
+    </w:lvl>
+    <w:lvl w:ilvl="3" w:tplc="40090001" w:tentative="1">
+      <w:start w:val="1"/>
+      <w:numFmt w:val="bullet"/>
+      <w:lvlText w:val=""/>
+      <w:lvlJc w:val="left"/>
+      <w:pPr>
+        <w:ind w:left="2880" w:hanging="360"/>
+      </w:pPr>
+      <w:rPr>
+        <w:rFonts w:ascii="Symbol" w:hAnsi="Symbol" w:hint="default"/>
+      </w:rPr>
+    </w:lvl>
+    <w:lvl w:ilvl="4" w:tplc="40090003" w:tentative="1">
+      <w:start w:val="1"/>
+      <w:numFmt w:val="bullet"/>
+      <w:lvlText w:val="o"/>
+      <w:lvlJc w:val="left"/>
+      <w:pPr>
+        <w:ind w:left="3600" w:hanging="360"/>
+      </w:pPr>
+      <w:rPr>
+        <w:rFonts w:ascii="Courier New" w:hAnsi="Courier New" w:cs="Courier New" w:hint="default"/>
+      </w:rPr>
+    </w:lvl>
+    <w:lvl w:ilvl="5" w:tplc="40090005" w:tentative="1">
+      <w:start w:val="1"/>
+      <w:numFmt w:val="bullet"/>
+      <w:lvlText w:val=""/>
+      <w:lvlJc w:val="left"/>
+      <w:pPr>
+        <w:ind w:left="4320" w:hanging="360"/>
+      </w:pPr>
+      <w:rPr>
+        <w:rFonts w:ascii="Wingdings" w:hAnsi="Wingdings" w:hint="default"/>
+      </w:rPr>
+    </w:lvl>
+    <w:lvl w:ilvl="6" w:tplc="40090001" w:tentative="1">
+      <w:start w:val="1"/>
+      <w:numFmt w:val="bullet"/>
+      <w:lvlText w:val=""/>
+      <w:lvlJc w:val="left"/>
+      <w:pPr>
+        <w:ind w:left="5040" w:hanging="360"/>
+      </w:pPr>
+      <w:rPr>
+        <w:rFonts w:ascii="Symbol" w:hAnsi="Symbol" w:hint="default"/>
+      </w:rPr>
+    </w:lvl>
+    <w:lvl w:ilvl="7" w:tplc="40090003" w:tentative="1">
+      <w:start w:val="1"/>
+      <w:numFmt w:val="bullet"/>
+      <w:lvlText w:val="o"/>
+      <w:lvlJc w:val="left"/>
+      <w:pPr>
+        <w:ind w:left="5760" w:hanging="360"/>
+      </w:pPr>
+      <w:rPr>
+        <w:rFonts w:ascii="Courier New" w:hAnsi="Courier New" w:cs="Courier New" w:hint="default"/>
+      </w:rPr>
+    </w:lvl>
+    <w:lvl w:ilvl="8" w:tplc="40090005" w:tentative="1">
+      <w:start w:val="1"/>
+      <w:numFmt w:val="bullet"/>
+      <w:lvlText w:val=""/>
+      <w:lvlJc w:val="left"/>
+      <w:pPr>
+        <w:ind w:left="6480" w:hanging="360"/>
+      </w:pPr>
+      <w:rPr>
+        <w:rFonts w:ascii="Wingdings" w:hAnsi="Wingdings" w:hint="default"/>
+      </w:rPr>
+    </w:lvl>
+  </w:abstractNum>
+  <w:abstractNum w:abstractNumId="5" w15:restartNumberingAfterBreak="0">
     <w:nsid w:val="574D6398"/>
     <w:multiLevelType w:val="hybridMultilevel"/>
     <w:tmpl w:val="F3628BE2"/>
@@ -2159,11 +3203,443 @@
       </w:rPr>
     </w:lvl>
   </w:abstractNum>
+  <w:abstractNum w:abstractNumId="6" w15:restartNumberingAfterBreak="0">
+    <w:nsid w:val="68030779"/>
+    <w:multiLevelType w:val="multilevel"/>
+    <w:tmpl w:val="CE182136"/>
+    <w:lvl w:ilvl="0">
+      <w:start w:val="1"/>
+      <w:numFmt w:val="bullet"/>
+      <w:lvlText w:val=""/>
+      <w:lvlJc w:val="left"/>
+      <w:pPr>
+        <w:tabs>
+          <w:tab w:val="num" w:pos="720"/>
+        </w:tabs>
+        <w:ind w:left="720" w:hanging="360"/>
+      </w:pPr>
+      <w:rPr>
+        <w:rFonts w:ascii="Symbol" w:hAnsi="Symbol" w:hint="default"/>
+        <w:sz w:val="20"/>
+      </w:rPr>
+    </w:lvl>
+    <w:lvl w:ilvl="1">
+      <w:start w:val="1"/>
+      <w:numFmt w:val="bullet"/>
+      <w:lvlText w:val="o"/>
+      <w:lvlJc w:val="left"/>
+      <w:pPr>
+        <w:tabs>
+          <w:tab w:val="num" w:pos="1440"/>
+        </w:tabs>
+        <w:ind w:left="1440" w:hanging="360"/>
+      </w:pPr>
+      <w:rPr>
+        <w:rFonts w:ascii="Courier New" w:hAnsi="Courier New" w:hint="default"/>
+        <w:sz w:val="20"/>
+      </w:rPr>
+    </w:lvl>
+    <w:lvl w:ilvl="2" w:tentative="1">
+      <w:start w:val="1"/>
+      <w:numFmt w:val="bullet"/>
+      <w:lvlText w:val=""/>
+      <w:lvlJc w:val="left"/>
+      <w:pPr>
+        <w:tabs>
+          <w:tab w:val="num" w:pos="2160"/>
+        </w:tabs>
+        <w:ind w:left="2160" w:hanging="360"/>
+      </w:pPr>
+      <w:rPr>
+        <w:rFonts w:ascii="Wingdings" w:hAnsi="Wingdings" w:hint="default"/>
+        <w:sz w:val="20"/>
+      </w:rPr>
+    </w:lvl>
+    <w:lvl w:ilvl="3" w:tentative="1">
+      <w:start w:val="1"/>
+      <w:numFmt w:val="bullet"/>
+      <w:lvlText w:val=""/>
+      <w:lvlJc w:val="left"/>
+      <w:pPr>
+        <w:tabs>
+          <w:tab w:val="num" w:pos="2880"/>
+        </w:tabs>
+        <w:ind w:left="2880" w:hanging="360"/>
+      </w:pPr>
+      <w:rPr>
+        <w:rFonts w:ascii="Wingdings" w:hAnsi="Wingdings" w:hint="default"/>
+        <w:sz w:val="20"/>
+      </w:rPr>
+    </w:lvl>
+    <w:lvl w:ilvl="4" w:tentative="1">
+      <w:start w:val="1"/>
+      <w:numFmt w:val="bullet"/>
+      <w:lvlText w:val=""/>
+      <w:lvlJc w:val="left"/>
+      <w:pPr>
+        <w:tabs>
+          <w:tab w:val="num" w:pos="3600"/>
+        </w:tabs>
+        <w:ind w:left="3600" w:hanging="360"/>
+      </w:pPr>
+      <w:rPr>
+        <w:rFonts w:ascii="Wingdings" w:hAnsi="Wingdings" w:hint="default"/>
+        <w:sz w:val="20"/>
+      </w:rPr>
+    </w:lvl>
+    <w:lvl w:ilvl="5" w:tentative="1">
+      <w:start w:val="1"/>
+      <w:numFmt w:val="bullet"/>
+      <w:lvlText w:val=""/>
+      <w:lvlJc w:val="left"/>
+      <w:pPr>
+        <w:tabs>
+          <w:tab w:val="num" w:pos="4320"/>
+        </w:tabs>
+        <w:ind w:left="4320" w:hanging="360"/>
+      </w:pPr>
+      <w:rPr>
+        <w:rFonts w:ascii="Wingdings" w:hAnsi="Wingdings" w:hint="default"/>
+        <w:sz w:val="20"/>
+      </w:rPr>
+    </w:lvl>
+    <w:lvl w:ilvl="6" w:tentative="1">
+      <w:start w:val="1"/>
+      <w:numFmt w:val="bullet"/>
+      <w:lvlText w:val=""/>
+      <w:lvlJc w:val="left"/>
+      <w:pPr>
+        <w:tabs>
+          <w:tab w:val="num" w:pos="5040"/>
+        </w:tabs>
+        <w:ind w:left="5040" w:hanging="360"/>
+      </w:pPr>
+      <w:rPr>
+        <w:rFonts w:ascii="Wingdings" w:hAnsi="Wingdings" w:hint="default"/>
+        <w:sz w:val="20"/>
+      </w:rPr>
+    </w:lvl>
+    <w:lvl w:ilvl="7" w:tentative="1">
+      <w:start w:val="1"/>
+      <w:numFmt w:val="bullet"/>
+      <w:lvlText w:val=""/>
+      <w:lvlJc w:val="left"/>
+      <w:pPr>
+        <w:tabs>
+          <w:tab w:val="num" w:pos="5760"/>
+        </w:tabs>
+        <w:ind w:left="5760" w:hanging="360"/>
+      </w:pPr>
+      <w:rPr>
+        <w:rFonts w:ascii="Wingdings" w:hAnsi="Wingdings" w:hint="default"/>
+        <w:sz w:val="20"/>
+      </w:rPr>
+    </w:lvl>
+    <w:lvl w:ilvl="8" w:tentative="1">
+      <w:start w:val="1"/>
+      <w:numFmt w:val="bullet"/>
+      <w:lvlText w:val=""/>
+      <w:lvlJc w:val="left"/>
+      <w:pPr>
+        <w:tabs>
+          <w:tab w:val="num" w:pos="6480"/>
+        </w:tabs>
+        <w:ind w:left="6480" w:hanging="360"/>
+      </w:pPr>
+      <w:rPr>
+        <w:rFonts w:ascii="Wingdings" w:hAnsi="Wingdings" w:hint="default"/>
+        <w:sz w:val="20"/>
+      </w:rPr>
+    </w:lvl>
+  </w:abstractNum>
+  <w:abstractNum w:abstractNumId="7" w15:restartNumberingAfterBreak="0">
+    <w:nsid w:val="72B02893"/>
+    <w:multiLevelType w:val="hybridMultilevel"/>
+    <w:tmpl w:val="B3E04CB2"/>
+    <w:lvl w:ilvl="0" w:tplc="40090001">
+      <w:start w:val="1"/>
+      <w:numFmt w:val="bullet"/>
+      <w:lvlText w:val=""/>
+      <w:lvlJc w:val="left"/>
+      <w:pPr>
+        <w:ind w:left="720" w:hanging="360"/>
+      </w:pPr>
+      <w:rPr>
+        <w:rFonts w:ascii="Symbol" w:hAnsi="Symbol" w:hint="default"/>
+      </w:rPr>
+    </w:lvl>
+    <w:lvl w:ilvl="1" w:tplc="40090003" w:tentative="1">
+      <w:start w:val="1"/>
+      <w:numFmt w:val="bullet"/>
+      <w:lvlText w:val="o"/>
+      <w:lvlJc w:val="left"/>
+      <w:pPr>
+        <w:ind w:left="1440" w:hanging="360"/>
+      </w:pPr>
+      <w:rPr>
+        <w:rFonts w:ascii="Courier New" w:hAnsi="Courier New" w:cs="Courier New" w:hint="default"/>
+      </w:rPr>
+    </w:lvl>
+    <w:lvl w:ilvl="2" w:tplc="40090005" w:tentative="1">
+      <w:start w:val="1"/>
+      <w:numFmt w:val="bullet"/>
+      <w:lvlText w:val=""/>
+      <w:lvlJc w:val="left"/>
+      <w:pPr>
+        <w:ind w:left="2160" w:hanging="360"/>
+      </w:pPr>
+      <w:rPr>
+        <w:rFonts w:ascii="Wingdings" w:hAnsi="Wingdings" w:hint="default"/>
+      </w:rPr>
+    </w:lvl>
+    <w:lvl w:ilvl="3" w:tplc="40090001" w:tentative="1">
+      <w:start w:val="1"/>
+      <w:numFmt w:val="bullet"/>
+      <w:lvlText w:val=""/>
+      <w:lvlJc w:val="left"/>
+      <w:pPr>
+        <w:ind w:left="2880" w:hanging="360"/>
+      </w:pPr>
+      <w:rPr>
+        <w:rFonts w:ascii="Symbol" w:hAnsi="Symbol" w:hint="default"/>
+      </w:rPr>
+    </w:lvl>
+    <w:lvl w:ilvl="4" w:tplc="40090003" w:tentative="1">
+      <w:start w:val="1"/>
+      <w:numFmt w:val="bullet"/>
+      <w:lvlText w:val="o"/>
+      <w:lvlJc w:val="left"/>
+      <w:pPr>
+        <w:ind w:left="3600" w:hanging="360"/>
+      </w:pPr>
+      <w:rPr>
+        <w:rFonts w:ascii="Courier New" w:hAnsi="Courier New" w:cs="Courier New" w:hint="default"/>
+      </w:rPr>
+    </w:lvl>
+    <w:lvl w:ilvl="5" w:tplc="40090005" w:tentative="1">
+      <w:start w:val="1"/>
+      <w:numFmt w:val="bullet"/>
+      <w:lvlText w:val=""/>
+      <w:lvlJc w:val="left"/>
+      <w:pPr>
+        <w:ind w:left="4320" w:hanging="360"/>
+      </w:pPr>
+      <w:rPr>
+        <w:rFonts w:ascii="Wingdings" w:hAnsi="Wingdings" w:hint="default"/>
+      </w:rPr>
+    </w:lvl>
+    <w:lvl w:ilvl="6" w:tplc="40090001" w:tentative="1">
+      <w:start w:val="1"/>
+      <w:numFmt w:val="bullet"/>
+      <w:lvlText w:val=""/>
+      <w:lvlJc w:val="left"/>
+      <w:pPr>
+        <w:ind w:left="5040" w:hanging="360"/>
+      </w:pPr>
+      <w:rPr>
+        <w:rFonts w:ascii="Symbol" w:hAnsi="Symbol" w:hint="default"/>
+      </w:rPr>
+    </w:lvl>
+    <w:lvl w:ilvl="7" w:tplc="40090003" w:tentative="1">
+      <w:start w:val="1"/>
+      <w:numFmt w:val="bullet"/>
+      <w:lvlText w:val="o"/>
+      <w:lvlJc w:val="left"/>
+      <w:pPr>
+        <w:ind w:left="5760" w:hanging="360"/>
+      </w:pPr>
+      <w:rPr>
+        <w:rFonts w:ascii="Courier New" w:hAnsi="Courier New" w:cs="Courier New" w:hint="default"/>
+      </w:rPr>
+    </w:lvl>
+    <w:lvl w:ilvl="8" w:tplc="40090005" w:tentative="1">
+      <w:start w:val="1"/>
+      <w:numFmt w:val="bullet"/>
+      <w:lvlText w:val=""/>
+      <w:lvlJc w:val="left"/>
+      <w:pPr>
+        <w:ind w:left="6480" w:hanging="360"/>
+      </w:pPr>
+      <w:rPr>
+        <w:rFonts w:ascii="Wingdings" w:hAnsi="Wingdings" w:hint="default"/>
+      </w:rPr>
+    </w:lvl>
+  </w:abstractNum>
+  <w:abstractNum w:abstractNumId="8" w15:restartNumberingAfterBreak="0">
+    <w:nsid w:val="7C854B72"/>
+    <w:multiLevelType w:val="multilevel"/>
+    <w:tmpl w:val="4B3E0C24"/>
+    <w:lvl w:ilvl="0">
+      <w:start w:val="1"/>
+      <w:numFmt w:val="bullet"/>
+      <w:lvlText w:val=""/>
+      <w:lvlJc w:val="left"/>
+      <w:pPr>
+        <w:tabs>
+          <w:tab w:val="num" w:pos="720"/>
+        </w:tabs>
+        <w:ind w:left="720" w:hanging="360"/>
+      </w:pPr>
+      <w:rPr>
+        <w:rFonts w:ascii="Symbol" w:hAnsi="Symbol" w:hint="default"/>
+        <w:sz w:val="20"/>
+      </w:rPr>
+    </w:lvl>
+    <w:lvl w:ilvl="1">
+      <w:start w:val="1"/>
+      <w:numFmt w:val="bullet"/>
+      <w:lvlText w:val="o"/>
+      <w:lvlJc w:val="left"/>
+      <w:pPr>
+        <w:tabs>
+          <w:tab w:val="num" w:pos="1440"/>
+        </w:tabs>
+        <w:ind w:left="1440" w:hanging="360"/>
+      </w:pPr>
+      <w:rPr>
+        <w:rFonts w:ascii="Courier New" w:hAnsi="Courier New" w:hint="default"/>
+        <w:sz w:val="20"/>
+      </w:rPr>
+    </w:lvl>
+    <w:lvl w:ilvl="2" w:tentative="1">
+      <w:start w:val="1"/>
+      <w:numFmt w:val="bullet"/>
+      <w:lvlText w:val=""/>
+      <w:lvlJc w:val="left"/>
+      <w:pPr>
+        <w:tabs>
+          <w:tab w:val="num" w:pos="2160"/>
+        </w:tabs>
+        <w:ind w:left="2160" w:hanging="360"/>
+      </w:pPr>
+      <w:rPr>
+        <w:rFonts w:ascii="Wingdings" w:hAnsi="Wingdings" w:hint="default"/>
+        <w:sz w:val="20"/>
+      </w:rPr>
+    </w:lvl>
+    <w:lvl w:ilvl="3" w:tentative="1">
+      <w:start w:val="1"/>
+      <w:numFmt w:val="bullet"/>
+      <w:lvlText w:val=""/>
+      <w:lvlJc w:val="left"/>
+      <w:pPr>
+        <w:tabs>
+          <w:tab w:val="num" w:pos="2880"/>
+        </w:tabs>
+        <w:ind w:left="2880" w:hanging="360"/>
+      </w:pPr>
+      <w:rPr>
+        <w:rFonts w:ascii="Wingdings" w:hAnsi="Wingdings" w:hint="default"/>
+        <w:sz w:val="20"/>
+      </w:rPr>
+    </w:lvl>
+    <w:lvl w:ilvl="4" w:tentative="1">
+      <w:start w:val="1"/>
+      <w:numFmt w:val="bullet"/>
+      <w:lvlText w:val=""/>
+      <w:lvlJc w:val="left"/>
+      <w:pPr>
+        <w:tabs>
+          <w:tab w:val="num" w:pos="3600"/>
+        </w:tabs>
+        <w:ind w:left="3600" w:hanging="360"/>
+      </w:pPr>
+      <w:rPr>
+        <w:rFonts w:ascii="Wingdings" w:hAnsi="Wingdings" w:hint="default"/>
+        <w:sz w:val="20"/>
+      </w:rPr>
+    </w:lvl>
+    <w:lvl w:ilvl="5" w:tentative="1">
+      <w:start w:val="1"/>
+      <w:numFmt w:val="bullet"/>
+      <w:lvlText w:val=""/>
+      <w:lvlJc w:val="left"/>
+      <w:pPr>
+        <w:tabs>
+          <w:tab w:val="num" w:pos="4320"/>
+        </w:tabs>
+        <w:ind w:left="4320" w:hanging="360"/>
+      </w:pPr>
+      <w:rPr>
+        <w:rFonts w:ascii="Wingdings" w:hAnsi="Wingdings" w:hint="default"/>
+        <w:sz w:val="20"/>
+      </w:rPr>
+    </w:lvl>
+    <w:lvl w:ilvl="6" w:tentative="1">
+      <w:start w:val="1"/>
+      <w:numFmt w:val="bullet"/>
+      <w:lvlText w:val=""/>
+      <w:lvlJc w:val="left"/>
+      <w:pPr>
+        <w:tabs>
+          <w:tab w:val="num" w:pos="5040"/>
+        </w:tabs>
+        <w:ind w:left="5040" w:hanging="360"/>
+      </w:pPr>
+      <w:rPr>
+        <w:rFonts w:ascii="Wingdings" w:hAnsi="Wingdings" w:hint="default"/>
+        <w:sz w:val="20"/>
+      </w:rPr>
+    </w:lvl>
+    <w:lvl w:ilvl="7" w:tentative="1">
+      <w:start w:val="1"/>
+      <w:numFmt w:val="bullet"/>
+      <w:lvlText w:val=""/>
+      <w:lvlJc w:val="left"/>
+      <w:pPr>
+        <w:tabs>
+          <w:tab w:val="num" w:pos="5760"/>
+        </w:tabs>
+        <w:ind w:left="5760" w:hanging="360"/>
+      </w:pPr>
+      <w:rPr>
+        <w:rFonts w:ascii="Wingdings" w:hAnsi="Wingdings" w:hint="default"/>
+        <w:sz w:val="20"/>
+      </w:rPr>
+    </w:lvl>
+    <w:lvl w:ilvl="8" w:tentative="1">
+      <w:start w:val="1"/>
+      <w:numFmt w:val="bullet"/>
+      <w:lvlText w:val=""/>
+      <w:lvlJc w:val="left"/>
+      <w:pPr>
+        <w:tabs>
+          <w:tab w:val="num" w:pos="6480"/>
+        </w:tabs>
+        <w:ind w:left="6480" w:hanging="360"/>
+      </w:pPr>
+      <w:rPr>
+        <w:rFonts w:ascii="Wingdings" w:hAnsi="Wingdings" w:hint="default"/>
+        <w:sz w:val="20"/>
+      </w:rPr>
+    </w:lvl>
+  </w:abstractNum>
   <w:num w:numId="1" w16cid:durableId="1322153249">
+    <w:abstractNumId w:val="5"/>
+  </w:num>
+  <w:num w:numId="2" w16cid:durableId="1017271170">
+    <w:abstractNumId w:val="2"/>
+  </w:num>
+  <w:num w:numId="3" w16cid:durableId="1428577377">
+    <w:abstractNumId w:val="3"/>
+  </w:num>
+  <w:num w:numId="4" w16cid:durableId="1895846970">
     <w:abstractNumId w:val="1"/>
   </w:num>
-  <w:num w:numId="2" w16cid:durableId="1017271170">
+  <w:num w:numId="5" w16cid:durableId="1064911402">
+    <w:abstractNumId w:val="6"/>
+  </w:num>
+  <w:num w:numId="6" w16cid:durableId="1192918744">
     <w:abstractNumId w:val="0"/>
+  </w:num>
+  <w:num w:numId="7" w16cid:durableId="371657202">
+    <w:abstractNumId w:val="8"/>
+  </w:num>
+  <w:num w:numId="8" w16cid:durableId="1301611268">
+    <w:abstractNumId w:val="7"/>
+  </w:num>
+  <w:num w:numId="9" w16cid:durableId="417870903">
+    <w:abstractNumId w:val="4"/>
   </w:num>
 </w:numbering>
 </file>
